--- a/app/bin/main/Surname_SessionNumber_IBCS_IA/IA_Solution_zip/Documentation/Crit_B_Design.docx
+++ b/app/bin/main/Surname_SessionNumber_IBCS_IA/IA_Solution_zip/Documentation/Crit_B_Design.docx
@@ -1,6 +1,6 @@
 
 <file path=word/document.xml><?xml version="1.0" encoding="utf-8"?>
-<w:document xmlns:wpc="http://schemas.microsoft.com/office/word/2010/wordprocessingCanvas" xmlns:cx="http://schemas.microsoft.com/office/drawing/2014/chartex" xmlns:cx1="http://schemas.microsoft.com/office/drawing/2015/9/8/chartex" xmlns:cx2="http://schemas.microsoft.com/office/drawing/2015/10/21/chartex" xmlns:cx3="http://schemas.microsoft.com/office/drawing/2016/5/9/chartex" xmlns:cx4="http://schemas.microsoft.com/office/drawing/2016/5/10/chartex" xmlns:cx5="http://schemas.microsoft.com/office/drawing/2016/5/11/chartex" xmlns:cx6="http://schemas.microsoft.com/office/drawing/2016/5/12/chartex" xmlns:cx7="http://schemas.microsoft.com/office/drawing/2016/5/13/chartex" xmlns:cx8="http://schemas.microsoft.com/office/drawing/2016/5/14/chartex" xmlns:mc="http://schemas.openxmlformats.org/markup-compatibility/2006" xmlns:o="urn:schemas-microsoft-com:office:office" xmlns:r="http://schemas.openxmlformats.org/officeDocument/2006/relationships" xmlns:m="http://schemas.openxmlformats.org/officeDocument/2006/math" xmlns:v="urn:schemas-microsoft-com:vml" xmlns:wp14="http://schemas.microsoft.com/office/word/2010/wordprocessingDrawing" xmlns:wp="http://schemas.openxmlformats.org/drawingml/2006/wordprocessingDrawing" xmlns:w10="urn:schemas-microsoft-com:office:word" xmlns:w="http://schemas.openxmlformats.org/wordprocessingml/2006/main" xmlns:w14="http://schemas.microsoft.com/office/word/2010/wordml" xmlns:w15="http://schemas.microsoft.com/office/word/2012/wordml" xmlns:w16se="http://schemas.microsoft.com/office/word/2015/wordml/symex" xmlns:wpg="http://schemas.microsoft.com/office/word/2010/wordprocessingGroup" xmlns:wpi="http://schemas.microsoft.com/office/word/2010/wordprocessingInk" xmlns:wne="http://schemas.microsoft.com/office/word/2006/wordml" xmlns:wps="http://schemas.microsoft.com/office/word/2010/wordprocessingShape" mc:Ignorable="w14 w15 w16se wp14">
+<w:document xmlns:wpc="http://schemas.microsoft.com/office/word/2010/wordprocessingCanvas" xmlns:cx="http://schemas.microsoft.com/office/drawing/2014/chartex" xmlns:cx1="http://schemas.microsoft.com/office/drawing/2015/9/8/chartex" xmlns:cx2="http://schemas.microsoft.com/office/drawing/2015/10/21/chartex" xmlns:cx3="http://schemas.microsoft.com/office/drawing/2016/5/9/chartex" xmlns:cx4="http://schemas.microsoft.com/office/drawing/2016/5/10/chartex" xmlns:cx5="http://schemas.microsoft.com/office/drawing/2016/5/11/chartex" xmlns:cx6="http://schemas.microsoft.com/office/drawing/2016/5/12/chartex" xmlns:cx7="http://schemas.microsoft.com/office/drawing/2016/5/13/chartex" xmlns:cx8="http://schemas.microsoft.com/office/drawing/2016/5/14/chartex" xmlns:mc="http://schemas.openxmlformats.org/markup-compatibility/2006" xmlns:aink="http://schemas.microsoft.com/office/drawing/2016/ink" xmlns:am3d="http://schemas.microsoft.com/office/drawing/2017/model3d" xmlns:o="urn:schemas-microsoft-com:office:office" xmlns:oel="http://schemas.microsoft.com/office/2019/extlst" xmlns:r="http://schemas.openxmlformats.org/officeDocument/2006/relationships" xmlns:m="http://schemas.openxmlformats.org/officeDocument/2006/math" xmlns:v="urn:schemas-microsoft-com:vml" xmlns:wp14="http://schemas.microsoft.com/office/word/2010/wordprocessingDrawing" xmlns:wp="http://schemas.openxmlformats.org/drawingml/2006/wordprocessingDrawing" xmlns:w10="urn:schemas-microsoft-com:office:word" xmlns:w="http://schemas.openxmlformats.org/wordprocessingml/2006/main" xmlns:w14="http://schemas.microsoft.com/office/word/2010/wordml" xmlns:w15="http://schemas.microsoft.com/office/word/2012/wordml" xmlns:w16cex="http://schemas.microsoft.com/office/word/2018/wordml/cex" xmlns:w16cid="http://schemas.microsoft.com/office/word/2016/wordml/cid" xmlns:w16="http://schemas.microsoft.com/office/word/2018/wordml" xmlns:w16sdtdh="http://schemas.microsoft.com/office/word/2020/wordml/sdtdatahash" xmlns:w16se="http://schemas.microsoft.com/office/word/2015/wordml/symex" xmlns:wpg="http://schemas.microsoft.com/office/word/2010/wordprocessingGroup" xmlns:wpi="http://schemas.microsoft.com/office/word/2010/wordprocessingInk" xmlns:wne="http://schemas.microsoft.com/office/word/2006/wordml" xmlns:wps="http://schemas.microsoft.com/office/word/2010/wordprocessingShape" mc:Ignorable="w14 w15 w16se w16cid w16 w16cex w16sdtdh wp14">
   <w:body>
     <w:p>
       <w:pPr>
@@ -14,21 +14,352 @@
         <w:t>Design</w:t>
       </w:r>
     </w:p>
+    <w:p/>
     <w:p>
-      <w:pPr>
-        <w:pStyle w:val="Subtitle"/>
-        <w:rPr>
-          <w:rFonts w:ascii="Calibri" w:hAnsi="Calibri" w:cs="Calibri"/>
-          <w:i w:val="0"/>
-          <w:sz w:val="22"/>
-          <w:szCs w:val="22"/>
-        </w:rPr>
-      </w:pPr>
+      <w:r>
+        <w:tab/>
+      </w:r>
+      <w:r>
+        <w:tab/>
+      </w:r>
+      <w:r>
+        <w:tab/>
+      </w:r>
+      <w:r>
+        <w:t xml:space="preserve">                            Welcome Screen:</w:t>
+      </w:r>
     </w:p>
     <w:p>
-      <w:bookmarkStart w:id="0" w:name="_GoBack"/>
-      <w:bookmarkEnd w:id="0"/>
+      <w:r>
+        <w:rPr>
+          <w:noProof/>
+        </w:rPr>
+        <w:drawing>
+          <wp:inline distT="0" distB="0" distL="0" distR="0" wp14:anchorId="55ACC4D7" wp14:editId="7303FB1B">
+            <wp:extent cx="6153150" cy="7219950"/>
+            <wp:effectExtent l="0" t="0" r="0" b="0"/>
+            <wp:docPr id="1" name="Picture 1"/>
+            <wp:cNvGraphicFramePr>
+              <a:graphicFrameLocks xmlns:a="http://schemas.openxmlformats.org/drawingml/2006/main" noChangeAspect="1"/>
+            </wp:cNvGraphicFramePr>
+            <a:graphic xmlns:a="http://schemas.openxmlformats.org/drawingml/2006/main">
+              <a:graphicData uri="http://schemas.openxmlformats.org/drawingml/2006/picture">
+                <pic:pic xmlns:pic="http://schemas.openxmlformats.org/drawingml/2006/picture">
+                  <pic:nvPicPr>
+                    <pic:cNvPr id="0" name="Picture 1"/>
+                    <pic:cNvPicPr>
+                      <a:picLocks noChangeAspect="1" noChangeArrowheads="1"/>
+                    </pic:cNvPicPr>
+                  </pic:nvPicPr>
+                  <pic:blipFill>
+                    <a:blip r:embed="rId9">
+                      <a:extLst>
+                        <a:ext uri="{28A0092B-C50C-407E-A947-70E740481C1C}">
+                          <a14:useLocalDpi xmlns:a14="http://schemas.microsoft.com/office/drawing/2010/main" val="0"/>
+                        </a:ext>
+                      </a:extLst>
+                    </a:blip>
+                    <a:srcRect/>
+                    <a:stretch>
+                      <a:fillRect/>
+                    </a:stretch>
+                  </pic:blipFill>
+                  <pic:spPr bwMode="auto">
+                    <a:xfrm>
+                      <a:off x="0" y="0"/>
+                      <a:ext cx="6153150" cy="7219950"/>
+                    </a:xfrm>
+                    <a:prstGeom prst="rect">
+                      <a:avLst/>
+                    </a:prstGeom>
+                    <a:noFill/>
+                    <a:ln>
+                      <a:noFill/>
+                    </a:ln>
+                  </pic:spPr>
+                </pic:pic>
+              </a:graphicData>
+            </a:graphic>
+          </wp:inline>
+        </w:drawing>
+      </w:r>
     </w:p>
+    <w:p>
+      <w:pPr>
+        <w:ind w:left="2160" w:firstLine="720"/>
+      </w:pPr>
+    </w:p>
+    <w:p>
+      <w:pPr>
+        <w:ind w:left="2160" w:firstLine="720"/>
+      </w:pPr>
+    </w:p>
+    <w:p>
+      <w:pPr>
+        <w:ind w:left="2160" w:firstLine="720"/>
+      </w:pPr>
+      <w:r>
+        <w:lastRenderedPageBreak/>
+        <w:t>Reminder Table Screen:</w:t>
+      </w:r>
+    </w:p>
+    <w:p>
+      <w:r>
+        <w:rPr>
+          <w:noProof/>
+        </w:rPr>
+        <w:drawing>
+          <wp:inline distT="0" distB="0" distL="0" distR="0" wp14:anchorId="7EF0E71F" wp14:editId="3A9DA59A">
+            <wp:extent cx="5695950" cy="6543675"/>
+            <wp:effectExtent l="0" t="0" r="0" b="0"/>
+            <wp:docPr id="2" name="Picture 2"/>
+            <wp:cNvGraphicFramePr>
+              <a:graphicFrameLocks xmlns:a="http://schemas.openxmlformats.org/drawingml/2006/main" noChangeAspect="1"/>
+            </wp:cNvGraphicFramePr>
+            <a:graphic xmlns:a="http://schemas.openxmlformats.org/drawingml/2006/main">
+              <a:graphicData uri="http://schemas.openxmlformats.org/drawingml/2006/picture">
+                <pic:pic xmlns:pic="http://schemas.openxmlformats.org/drawingml/2006/picture">
+                  <pic:nvPicPr>
+                    <pic:cNvPr id="0" name="Picture 2"/>
+                    <pic:cNvPicPr>
+                      <a:picLocks noChangeAspect="1" noChangeArrowheads="1"/>
+                    </pic:cNvPicPr>
+                  </pic:nvPicPr>
+                  <pic:blipFill>
+                    <a:blip r:embed="rId10">
+                      <a:extLst>
+                        <a:ext uri="{28A0092B-C50C-407E-A947-70E740481C1C}">
+                          <a14:useLocalDpi xmlns:a14="http://schemas.microsoft.com/office/drawing/2010/main" val="0"/>
+                        </a:ext>
+                      </a:extLst>
+                    </a:blip>
+                    <a:srcRect/>
+                    <a:stretch>
+                      <a:fillRect/>
+                    </a:stretch>
+                  </pic:blipFill>
+                  <pic:spPr bwMode="auto">
+                    <a:xfrm>
+                      <a:off x="0" y="0"/>
+                      <a:ext cx="5695950" cy="6543675"/>
+                    </a:xfrm>
+                    <a:prstGeom prst="rect">
+                      <a:avLst/>
+                    </a:prstGeom>
+                    <a:noFill/>
+                    <a:ln>
+                      <a:noFill/>
+                    </a:ln>
+                  </pic:spPr>
+                </pic:pic>
+              </a:graphicData>
+            </a:graphic>
+          </wp:inline>
+        </w:drawing>
+      </w:r>
+      <w:r>
+        <w:tab/>
+      </w:r>
+    </w:p>
+    <w:p>
+      <w:r>
+        <w:tab/>
+      </w:r>
+      <w:r>
+        <w:tab/>
+      </w:r>
+    </w:p>
+    <w:p>
+      <w:r>
+        <w:tab/>
+      </w:r>
+      <w:r>
+        <w:tab/>
+      </w:r>
+      <w:r>
+        <w:tab/>
+      </w:r>
+      <w:r>
+        <w:tab/>
+      </w:r>
+      <w:r>
+        <w:tab/>
+      </w:r>
+    </w:p>
+    <w:p/>
+    <w:p/>
+    <w:p/>
+    <w:p>
+      <w:pPr>
+        <w:ind w:left="2880" w:firstLine="720"/>
+      </w:pPr>
+      <w:r>
+        <w:lastRenderedPageBreak/>
+        <w:t xml:space="preserve">Text </w:t>
+      </w:r>
+      <w:r>
+        <w:t>Function:</w:t>
+      </w:r>
+    </w:p>
+    <w:p>
+      <w:r>
+        <w:rPr>
+          <w:noProof/>
+        </w:rPr>
+        <w:drawing>
+          <wp:inline distT="0" distB="0" distL="0" distR="0" wp14:anchorId="639B7B6A" wp14:editId="648E9808">
+            <wp:extent cx="5362575" cy="6105525"/>
+            <wp:effectExtent l="0" t="0" r="0" b="0"/>
+            <wp:docPr id="3" name="Picture 3"/>
+            <wp:cNvGraphicFramePr>
+              <a:graphicFrameLocks xmlns:a="http://schemas.openxmlformats.org/drawingml/2006/main" noChangeAspect="1"/>
+            </wp:cNvGraphicFramePr>
+            <a:graphic xmlns:a="http://schemas.openxmlformats.org/drawingml/2006/main">
+              <a:graphicData uri="http://schemas.openxmlformats.org/drawingml/2006/picture">
+                <pic:pic xmlns:pic="http://schemas.openxmlformats.org/drawingml/2006/picture">
+                  <pic:nvPicPr>
+                    <pic:cNvPr id="0" name="Picture 3"/>
+                    <pic:cNvPicPr>
+                      <a:picLocks noChangeAspect="1" noChangeArrowheads="1"/>
+                    </pic:cNvPicPr>
+                  </pic:nvPicPr>
+                  <pic:blipFill>
+                    <a:blip r:embed="rId11">
+                      <a:extLst>
+                        <a:ext uri="{28A0092B-C50C-407E-A947-70E740481C1C}">
+                          <a14:useLocalDpi xmlns:a14="http://schemas.microsoft.com/office/drawing/2010/main" val="0"/>
+                        </a:ext>
+                      </a:extLst>
+                    </a:blip>
+                    <a:srcRect/>
+                    <a:stretch>
+                      <a:fillRect/>
+                    </a:stretch>
+                  </pic:blipFill>
+                  <pic:spPr bwMode="auto">
+                    <a:xfrm>
+                      <a:off x="0" y="0"/>
+                      <a:ext cx="5362575" cy="6105525"/>
+                    </a:xfrm>
+                    <a:prstGeom prst="rect">
+                      <a:avLst/>
+                    </a:prstGeom>
+                    <a:noFill/>
+                    <a:ln>
+                      <a:noFill/>
+                    </a:ln>
+                  </pic:spPr>
+                </pic:pic>
+              </a:graphicData>
+            </a:graphic>
+          </wp:inline>
+        </w:drawing>
+      </w:r>
+    </w:p>
+    <w:p/>
+    <w:p>
+      <w:r>
+        <w:tab/>
+      </w:r>
+      <w:r>
+        <w:tab/>
+      </w:r>
+      <w:r>
+        <w:tab/>
+      </w:r>
+      <w:r>
+        <w:tab/>
+      </w:r>
+    </w:p>
+    <w:p/>
+    <w:p/>
+    <w:p/>
+    <w:p/>
+    <w:p/>
+    <w:p>
+      <w:pPr>
+        <w:ind w:left="2880" w:firstLine="720"/>
+      </w:pPr>
+      <w:r>
+        <w:lastRenderedPageBreak/>
+        <w:t>Progress Function:</w:t>
+      </w:r>
+    </w:p>
+    <w:p>
+      <w:r>
+        <w:rPr>
+          <w:noProof/>
+        </w:rPr>
+        <w:drawing>
+          <wp:inline distT="0" distB="0" distL="0" distR="0" wp14:anchorId="785AE0EF" wp14:editId="57B572BB">
+            <wp:extent cx="5724525" cy="2771775"/>
+            <wp:effectExtent l="0" t="0" r="0" b="0"/>
+            <wp:docPr id="4" name="Picture 4"/>
+            <wp:cNvGraphicFramePr>
+              <a:graphicFrameLocks xmlns:a="http://schemas.openxmlformats.org/drawingml/2006/main" noChangeAspect="1"/>
+            </wp:cNvGraphicFramePr>
+            <a:graphic xmlns:a="http://schemas.openxmlformats.org/drawingml/2006/main">
+              <a:graphicData uri="http://schemas.openxmlformats.org/drawingml/2006/picture">
+                <pic:pic xmlns:pic="http://schemas.openxmlformats.org/drawingml/2006/picture">
+                  <pic:nvPicPr>
+                    <pic:cNvPr id="0" name="Picture 4"/>
+                    <pic:cNvPicPr>
+                      <a:picLocks noChangeAspect="1" noChangeArrowheads="1"/>
+                    </pic:cNvPicPr>
+                  </pic:nvPicPr>
+                  <pic:blipFill>
+                    <a:blip r:embed="rId12">
+                      <a:extLst>
+                        <a:ext uri="{28A0092B-C50C-407E-A947-70E740481C1C}">
+                          <a14:useLocalDpi xmlns:a14="http://schemas.microsoft.com/office/drawing/2010/main" val="0"/>
+                        </a:ext>
+                      </a:extLst>
+                    </a:blip>
+                    <a:srcRect/>
+                    <a:stretch>
+                      <a:fillRect/>
+                    </a:stretch>
+                  </pic:blipFill>
+                  <pic:spPr bwMode="auto">
+                    <a:xfrm>
+                      <a:off x="0" y="0"/>
+                      <a:ext cx="5724525" cy="2771775"/>
+                    </a:xfrm>
+                    <a:prstGeom prst="rect">
+                      <a:avLst/>
+                    </a:prstGeom>
+                    <a:noFill/>
+                    <a:ln>
+                      <a:noFill/>
+                    </a:ln>
+                  </pic:spPr>
+                </pic:pic>
+              </a:graphicData>
+            </a:graphic>
+          </wp:inline>
+        </w:drawing>
+      </w:r>
+    </w:p>
+    <w:p/>
+    <w:p>
+      <w:r>
+        <w:tab/>
+      </w:r>
+      <w:r>
+        <w:tab/>
+      </w:r>
+      <w:r>
+        <w:tab/>
+      </w:r>
+      <w:r>
+        <w:tab/>
+      </w:r>
+      <w:r>
+        <w:tab/>
+        <w:t>UML (Class Connection):</w:t>
+      </w:r>
+    </w:p>
+    <w:p/>
     <w:sectPr>
       <w:pgSz w:w="11906" w:h="16838"/>
       <w:pgMar w:top="1440" w:right="1440" w:bottom="1440" w:left="1440" w:header="708" w:footer="708" w:gutter="0"/>
@@ -40,7 +371,7 @@
 </file>
 
 <file path=word/numbering.xml><?xml version="1.0" encoding="utf-8"?>
-<w:numbering xmlns:wpc="http://schemas.microsoft.com/office/word/2010/wordprocessingCanvas" xmlns:cx="http://schemas.microsoft.com/office/drawing/2014/chartex" xmlns:cx1="http://schemas.microsoft.com/office/drawing/2015/9/8/chartex" xmlns:cx2="http://schemas.microsoft.com/office/drawing/2015/10/21/chartex" xmlns:cx3="http://schemas.microsoft.com/office/drawing/2016/5/9/chartex" xmlns:cx4="http://schemas.microsoft.com/office/drawing/2016/5/10/chartex" xmlns:cx5="http://schemas.microsoft.com/office/drawing/2016/5/11/chartex" xmlns:cx6="http://schemas.microsoft.com/office/drawing/2016/5/12/chartex" xmlns:cx7="http://schemas.microsoft.com/office/drawing/2016/5/13/chartex" xmlns:cx8="http://schemas.microsoft.com/office/drawing/2016/5/14/chartex" xmlns:mc="http://schemas.openxmlformats.org/markup-compatibility/2006" xmlns:o="urn:schemas-microsoft-com:office:office" xmlns:r="http://schemas.openxmlformats.org/officeDocument/2006/relationships" xmlns:m="http://schemas.openxmlformats.org/officeDocument/2006/math" xmlns:v="urn:schemas-microsoft-com:vml" xmlns:wp14="http://schemas.microsoft.com/office/word/2010/wordprocessingDrawing" xmlns:wp="http://schemas.openxmlformats.org/drawingml/2006/wordprocessingDrawing" xmlns:w10="urn:schemas-microsoft-com:office:word" xmlns:w="http://schemas.openxmlformats.org/wordprocessingml/2006/main" xmlns:w14="http://schemas.microsoft.com/office/word/2010/wordml" xmlns:w15="http://schemas.microsoft.com/office/word/2012/wordml" xmlns:w16se="http://schemas.microsoft.com/office/word/2015/wordml/symex" xmlns:wpg="http://schemas.microsoft.com/office/word/2010/wordprocessingGroup" xmlns:wpi="http://schemas.microsoft.com/office/word/2010/wordprocessingInk" xmlns:wne="http://schemas.microsoft.com/office/word/2006/wordml" xmlns:wps="http://schemas.microsoft.com/office/word/2010/wordprocessingShape" mc:Ignorable="w14 w15 w16se wp14">
+<w:numbering xmlns:wpc="http://schemas.microsoft.com/office/word/2010/wordprocessingCanvas" xmlns:cx="http://schemas.microsoft.com/office/drawing/2014/chartex" xmlns:cx1="http://schemas.microsoft.com/office/drawing/2015/9/8/chartex" xmlns:cx2="http://schemas.microsoft.com/office/drawing/2015/10/21/chartex" xmlns:cx3="http://schemas.microsoft.com/office/drawing/2016/5/9/chartex" xmlns:cx4="http://schemas.microsoft.com/office/drawing/2016/5/10/chartex" xmlns:cx5="http://schemas.microsoft.com/office/drawing/2016/5/11/chartex" xmlns:cx6="http://schemas.microsoft.com/office/drawing/2016/5/12/chartex" xmlns:cx7="http://schemas.microsoft.com/office/drawing/2016/5/13/chartex" xmlns:cx8="http://schemas.microsoft.com/office/drawing/2016/5/14/chartex" xmlns:mc="http://schemas.openxmlformats.org/markup-compatibility/2006" xmlns:aink="http://schemas.microsoft.com/office/drawing/2016/ink" xmlns:am3d="http://schemas.microsoft.com/office/drawing/2017/model3d" xmlns:o="urn:schemas-microsoft-com:office:office" xmlns:oel="http://schemas.microsoft.com/office/2019/extlst" xmlns:r="http://schemas.openxmlformats.org/officeDocument/2006/relationships" xmlns:m="http://schemas.openxmlformats.org/officeDocument/2006/math" xmlns:v="urn:schemas-microsoft-com:vml" xmlns:wp14="http://schemas.microsoft.com/office/word/2010/wordprocessingDrawing" xmlns:wp="http://schemas.openxmlformats.org/drawingml/2006/wordprocessingDrawing" xmlns:w10="urn:schemas-microsoft-com:office:word" xmlns:w="http://schemas.openxmlformats.org/wordprocessingml/2006/main" xmlns:w14="http://schemas.microsoft.com/office/word/2010/wordml" xmlns:w15="http://schemas.microsoft.com/office/word/2012/wordml" xmlns:w16cex="http://schemas.microsoft.com/office/word/2018/wordml/cex" xmlns:w16cid="http://schemas.microsoft.com/office/word/2016/wordml/cid" xmlns:w16="http://schemas.microsoft.com/office/word/2018/wordml" xmlns:w16sdtdh="http://schemas.microsoft.com/office/word/2020/wordml/sdtdatahash" xmlns:w16se="http://schemas.microsoft.com/office/word/2015/wordml/symex" xmlns:wpg="http://schemas.microsoft.com/office/word/2010/wordprocessingGroup" xmlns:wpi="http://schemas.microsoft.com/office/word/2010/wordprocessingInk" xmlns:wne="http://schemas.microsoft.com/office/word/2006/wordml" xmlns:wps="http://schemas.microsoft.com/office/word/2010/wordprocessingShape" mc:Ignorable="w14 w15 w16se w16cid w16 w16cex w16sdtdh wp14">
   <w:abstractNum w:abstractNumId="0" w15:restartNumberingAfterBreak="0">
     <w:nsid w:val="00253046"/>
     <w:multiLevelType w:val="hybridMultilevel"/>
@@ -2643,80 +2974,80 @@
       </w:rPr>
     </w:lvl>
   </w:abstractNum>
-  <w:num w:numId="1">
+  <w:num w:numId="1" w16cid:durableId="738091961">
     <w:abstractNumId w:val="0"/>
   </w:num>
-  <w:num w:numId="2">
+  <w:num w:numId="2" w16cid:durableId="243800906">
     <w:abstractNumId w:val="18"/>
   </w:num>
-  <w:num w:numId="3">
+  <w:num w:numId="3" w16cid:durableId="529227112">
     <w:abstractNumId w:val="12"/>
   </w:num>
-  <w:num w:numId="4">
+  <w:num w:numId="4" w16cid:durableId="2050491064">
     <w:abstractNumId w:val="2"/>
   </w:num>
-  <w:num w:numId="5">
+  <w:num w:numId="5" w16cid:durableId="417211924">
     <w:abstractNumId w:val="7"/>
   </w:num>
-  <w:num w:numId="6">
+  <w:num w:numId="6" w16cid:durableId="1191457330">
     <w:abstractNumId w:val="20"/>
   </w:num>
-  <w:num w:numId="7">
+  <w:num w:numId="7" w16cid:durableId="925462023">
     <w:abstractNumId w:val="15"/>
   </w:num>
-  <w:num w:numId="8">
+  <w:num w:numId="8" w16cid:durableId="558171168">
     <w:abstractNumId w:val="4"/>
   </w:num>
-  <w:num w:numId="9">
+  <w:num w:numId="9" w16cid:durableId="1025206313">
     <w:abstractNumId w:val="5"/>
   </w:num>
-  <w:num w:numId="10">
+  <w:num w:numId="10" w16cid:durableId="1425221005">
     <w:abstractNumId w:val="9"/>
   </w:num>
-  <w:num w:numId="11">
+  <w:num w:numId="11" w16cid:durableId="1455366629">
     <w:abstractNumId w:val="19"/>
   </w:num>
-  <w:num w:numId="12">
+  <w:num w:numId="12" w16cid:durableId="1326133213">
     <w:abstractNumId w:val="13"/>
   </w:num>
-  <w:num w:numId="13">
+  <w:num w:numId="13" w16cid:durableId="822548045">
     <w:abstractNumId w:val="21"/>
   </w:num>
-  <w:num w:numId="14">
+  <w:num w:numId="14" w16cid:durableId="1894807069">
     <w:abstractNumId w:val="8"/>
   </w:num>
-  <w:num w:numId="15">
+  <w:num w:numId="15" w16cid:durableId="67312780">
     <w:abstractNumId w:val="22"/>
   </w:num>
-  <w:num w:numId="16">
+  <w:num w:numId="16" w16cid:durableId="775252835">
     <w:abstractNumId w:val="1"/>
   </w:num>
-  <w:num w:numId="17">
+  <w:num w:numId="17" w16cid:durableId="1716464244">
     <w:abstractNumId w:val="11"/>
   </w:num>
-  <w:num w:numId="18">
+  <w:num w:numId="18" w16cid:durableId="1101560912">
     <w:abstractNumId w:val="3"/>
   </w:num>
-  <w:num w:numId="19">
+  <w:num w:numId="19" w16cid:durableId="1038239244">
     <w:abstractNumId w:val="14"/>
   </w:num>
-  <w:num w:numId="20">
+  <w:num w:numId="20" w16cid:durableId="354964357">
     <w:abstractNumId w:val="16"/>
   </w:num>
-  <w:num w:numId="21">
+  <w:num w:numId="21" w16cid:durableId="512572903">
     <w:abstractNumId w:val="10"/>
   </w:num>
-  <w:num w:numId="22">
+  <w:num w:numId="22" w16cid:durableId="4595568">
     <w:abstractNumId w:val="17"/>
   </w:num>
-  <w:num w:numId="23">
+  <w:num w:numId="23" w16cid:durableId="1211384497">
     <w:abstractNumId w:val="6"/>
   </w:num>
 </w:numbering>
 </file>
 
 <file path=word/styles.xml><?xml version="1.0" encoding="utf-8"?>
-<w:styles xmlns:mc="http://schemas.openxmlformats.org/markup-compatibility/2006" xmlns:r="http://schemas.openxmlformats.org/officeDocument/2006/relationships" xmlns:w="http://schemas.openxmlformats.org/wordprocessingml/2006/main" xmlns:w14="http://schemas.microsoft.com/office/word/2010/wordml" xmlns:w15="http://schemas.microsoft.com/office/word/2012/wordml" xmlns:w16se="http://schemas.microsoft.com/office/word/2015/wordml/symex" mc:Ignorable="w14 w15 w16se">
+<w:styles xmlns:mc="http://schemas.openxmlformats.org/markup-compatibility/2006" xmlns:r="http://schemas.openxmlformats.org/officeDocument/2006/relationships" xmlns:w="http://schemas.openxmlformats.org/wordprocessingml/2006/main" xmlns:w14="http://schemas.microsoft.com/office/word/2010/wordml" xmlns:w15="http://schemas.microsoft.com/office/word/2012/wordml" xmlns:w16cex="http://schemas.microsoft.com/office/word/2018/wordml/cex" xmlns:w16cid="http://schemas.microsoft.com/office/word/2016/wordml/cid" xmlns:w16="http://schemas.microsoft.com/office/word/2018/wordml" xmlns:w16sdtdh="http://schemas.microsoft.com/office/word/2020/wordml/sdtdatahash" xmlns:w16se="http://schemas.microsoft.com/office/word/2015/wordml/symex" mc:Ignorable="w14 w15 w16se w16cid w16 w16cex w16sdtdh">
   <w:docDefaults>
     <w:rPrDefault>
       <w:rPr>
@@ -2726,7 +3057,7 @@
     </w:rPrDefault>
     <w:pPrDefault/>
   </w:docDefaults>
-  <w:latentStyles w:defLockedState="0" w:defUIPriority="99" w:defSemiHidden="0" w:defUnhideWhenUsed="0" w:defQFormat="0" w:count="374">
+  <w:latentStyles w:defLockedState="0" w:defUIPriority="99" w:defSemiHidden="0" w:defUnhideWhenUsed="0" w:defQFormat="0" w:count="376">
     <w:lsdException w:name="Normal" w:uiPriority="0" w:qFormat="1"/>
     <w:lsdException w:name="heading 1" w:uiPriority="9" w:qFormat="1"/>
     <w:lsdException w:name="heading 2" w:uiPriority="9" w:qFormat="1"/>
@@ -2758,8 +3089,54 @@
     <w:lsdException w:name="Subtitle" w:uiPriority="11" w:qFormat="1"/>
     <w:lsdException w:name="Strong" w:uiPriority="22" w:qFormat="1"/>
     <w:lsdException w:name="Emphasis" w:uiPriority="20" w:qFormat="1"/>
+    <w:lsdException w:name="HTML Typewriter" w:semiHidden="1" w:unhideWhenUsed="1"/>
+    <w:lsdException w:name="Normal Table" w:semiHidden="1" w:unhideWhenUsed="1"/>
+    <w:lsdException w:name="Outline List 2" w:semiHidden="1" w:unhideWhenUsed="1"/>
+    <w:lsdException w:name="Outline List 3" w:semiHidden="1" w:unhideWhenUsed="1"/>
+    <w:lsdException w:name="Table Simple 1" w:semiHidden="1" w:unhideWhenUsed="1"/>
+    <w:lsdException w:name="Table Simple 2" w:semiHidden="1" w:unhideWhenUsed="1"/>
+    <w:lsdException w:name="Table Simple 3" w:semiHidden="1" w:unhideWhenUsed="1"/>
+    <w:lsdException w:name="Table Classic 1" w:semiHidden="1" w:unhideWhenUsed="1"/>
+    <w:lsdException w:name="Table Classic 2" w:semiHidden="1" w:unhideWhenUsed="1"/>
+    <w:lsdException w:name="Table Classic 3" w:semiHidden="1" w:unhideWhenUsed="1"/>
+    <w:lsdException w:name="Table Classic 4" w:semiHidden="1" w:unhideWhenUsed="1"/>
+    <w:lsdException w:name="Table Colorful 1" w:semiHidden="1" w:unhideWhenUsed="1"/>
+    <w:lsdException w:name="Table Colorful 2" w:semiHidden="1" w:unhideWhenUsed="1"/>
+    <w:lsdException w:name="Table Colorful 3" w:semiHidden="1" w:unhideWhenUsed="1"/>
+    <w:lsdException w:name="Table Columns 1" w:semiHidden="1" w:unhideWhenUsed="1"/>
+    <w:lsdException w:name="Table Columns 2" w:semiHidden="1" w:unhideWhenUsed="1"/>
+    <w:lsdException w:name="Table Columns 3" w:semiHidden="1" w:unhideWhenUsed="1"/>
+    <w:lsdException w:name="Table Columns 4" w:semiHidden="1" w:unhideWhenUsed="1"/>
+    <w:lsdException w:name="Table Columns 5" w:semiHidden="1" w:unhideWhenUsed="1"/>
+    <w:lsdException w:name="Table Grid 1" w:semiHidden="1" w:unhideWhenUsed="1"/>
+    <w:lsdException w:name="Table Grid 2" w:semiHidden="1" w:unhideWhenUsed="1"/>
+    <w:lsdException w:name="Table Grid 3" w:semiHidden="1" w:unhideWhenUsed="1"/>
+    <w:lsdException w:name="Table Grid 4" w:semiHidden="1" w:unhideWhenUsed="1"/>
+    <w:lsdException w:name="Table Grid 5" w:semiHidden="1" w:unhideWhenUsed="1"/>
+    <w:lsdException w:name="Table Grid 6" w:semiHidden="1" w:unhideWhenUsed="1"/>
+    <w:lsdException w:name="Table Grid 7" w:semiHidden="1" w:unhideWhenUsed="1"/>
+    <w:lsdException w:name="Table Grid 8" w:semiHidden="1" w:unhideWhenUsed="1"/>
+    <w:lsdException w:name="Table List 1" w:semiHidden="1" w:unhideWhenUsed="1"/>
+    <w:lsdException w:name="Table List 2" w:semiHidden="1" w:unhideWhenUsed="1"/>
+    <w:lsdException w:name="Table List 3" w:semiHidden="1" w:unhideWhenUsed="1"/>
+    <w:lsdException w:name="Table List 4" w:semiHidden="1" w:unhideWhenUsed="1"/>
+    <w:lsdException w:name="Table List 5" w:semiHidden="1" w:unhideWhenUsed="1"/>
+    <w:lsdException w:name="Table List 6" w:semiHidden="1" w:unhideWhenUsed="1"/>
+    <w:lsdException w:name="Table List 7" w:semiHidden="1" w:unhideWhenUsed="1"/>
+    <w:lsdException w:name="Table List 8" w:semiHidden="1" w:unhideWhenUsed="1"/>
+    <w:lsdException w:name="Table 3D effects 1" w:semiHidden="1" w:unhideWhenUsed="1"/>
+    <w:lsdException w:name="Table 3D effects 2" w:semiHidden="1" w:unhideWhenUsed="1"/>
+    <w:lsdException w:name="Table 3D effects 3" w:semiHidden="1" w:unhideWhenUsed="1"/>
+    <w:lsdException w:name="Table Contemporary" w:semiHidden="1" w:unhideWhenUsed="1"/>
+    <w:lsdException w:name="Table Elegant" w:semiHidden="1" w:unhideWhenUsed="1"/>
+    <w:lsdException w:name="Table Professional" w:semiHidden="1" w:unhideWhenUsed="1"/>
+    <w:lsdException w:name="Table Subtle 1" w:semiHidden="1" w:unhideWhenUsed="1"/>
+    <w:lsdException w:name="Table Subtle 2" w:semiHidden="1" w:unhideWhenUsed="1"/>
+    <w:lsdException w:name="Table Web 1" w:semiHidden="1" w:unhideWhenUsed="1"/>
+    <w:lsdException w:name="Table Web 2" w:semiHidden="1" w:unhideWhenUsed="1"/>
+    <w:lsdException w:name="Table Web 3" w:semiHidden="1" w:unhideWhenUsed="1"/>
     <w:lsdException w:name="Balloon Text" w:semiHidden="1" w:unhideWhenUsed="1"/>
-    <w:lsdException w:name="Table Grid" w:semiHidden="1" w:uiPriority="59" w:unhideWhenUsed="1"/>
+    <w:lsdException w:name="Table Grid" w:uiPriority="59"/>
     <w:lsdException w:name="Table Theme" w:semiHidden="1" w:unhideWhenUsed="1"/>
     <w:lsdException w:name="Placeholder Text" w:semiHidden="1"/>
     <w:lsdException w:name="No Spacing" w:uiPriority="1" w:qFormat="1"/>
@@ -2871,7 +3248,7 @@
     <w:lsdException w:name="Intense Reference" w:uiPriority="32" w:qFormat="1"/>
     <w:lsdException w:name="Book Title" w:uiPriority="33" w:qFormat="1"/>
     <w:lsdException w:name="Bibliography" w:semiHidden="1" w:uiPriority="37" w:unhideWhenUsed="1"/>
-    <w:lsdException w:name="TOC Heading" w:uiPriority="39" w:qFormat="1"/>
+    <w:lsdException w:name="TOC Heading" w:semiHidden="1" w:uiPriority="39" w:unhideWhenUsed="1" w:qFormat="1"/>
     <w:lsdException w:name="Plain Table 1" w:uiPriority="41"/>
     <w:lsdException w:name="Plain Table 2" w:uiPriority="42"/>
     <w:lsdException w:name="Plain Table 3" w:uiPriority="43"/>
@@ -2979,11 +3356,13 @@
     <w:lsdException w:name="Mention" w:semiHidden="1" w:unhideWhenUsed="1"/>
     <w:lsdException w:name="Smart Hyperlink" w:semiHidden="1" w:unhideWhenUsed="1"/>
     <w:lsdException w:name="Hashtag" w:semiHidden="1" w:unhideWhenUsed="1"/>
+    <w:lsdException w:name="Unresolved Mention" w:semiHidden="1" w:unhideWhenUsed="1"/>
+    <w:lsdException w:name="Smart Link" w:semiHidden="1" w:unhideWhenUsed="1"/>
   </w:latentStyles>
   <w:style w:type="paragraph" w:default="1" w:styleId="Normal">
     <w:name w:val="Normal"/>
     <w:qFormat/>
-    <w:rsid w:val="00344551"/>
+    <w:rsid w:val="00DF2489"/>
     <w:pPr>
       <w:spacing w:after="200" w:line="276" w:lineRule="auto"/>
     </w:pPr>
@@ -4058,13 +4437,307 @@
 </file>
 
 <file path=customXml/item1.xml><?xml version="1.0" encoding="utf-8"?>
+<ct:contentTypeSchema xmlns:ct="http://schemas.microsoft.com/office/2006/metadata/contentType" xmlns:ma="http://schemas.microsoft.com/office/2006/metadata/properties/metaAttributes" ct:_="" ma:_="" ma:contentTypeName="Document" ma:contentTypeID="0x010100F93FDF6E0178D94A896BA8D23198D55B" ma:contentTypeVersion="15" ma:contentTypeDescription="Create a new document." ma:contentTypeScope="" ma:versionID="322bf9cb525ac7c9edf875ff45e37bc4">
+  <xsd:schema xmlns:xsd="http://www.w3.org/2001/XMLSchema" xmlns:xs="http://www.w3.org/2001/XMLSchema" xmlns:p="http://schemas.microsoft.com/office/2006/metadata/properties" xmlns:ns3="56274229-afbd-461f-b11e-5bd3f2156ea4" xmlns:ns4="7afa4cb0-4990-4417-b591-bcc4d74da64e" targetNamespace="http://schemas.microsoft.com/office/2006/metadata/properties" ma:root="true" ma:fieldsID="e359e2f663321321e1d845d2edc46f3e" ns3:_="" ns4:_="">
+    <xsd:import namespace="56274229-afbd-461f-b11e-5bd3f2156ea4"/>
+    <xsd:import namespace="7afa4cb0-4990-4417-b591-bcc4d74da64e"/>
+    <xsd:element name="properties">
+      <xsd:complexType>
+        <xsd:sequence>
+          <xsd:element name="documentManagement">
+            <xsd:complexType>
+              <xsd:all>
+                <xsd:element ref="ns3:MediaServiceMetadata" minOccurs="0"/>
+                <xsd:element ref="ns3:MediaServiceFastMetadata" minOccurs="0"/>
+                <xsd:element ref="ns3:MediaServiceAutoTags" minOccurs="0"/>
+                <xsd:element ref="ns3:MediaServiceGenerationTime" minOccurs="0"/>
+                <xsd:element ref="ns3:MediaServiceEventHashCode" minOccurs="0"/>
+                <xsd:element ref="ns3:MediaServiceOCR" minOccurs="0"/>
+                <xsd:element ref="ns4:SharedWithUsers" minOccurs="0"/>
+                <xsd:element ref="ns4:SharedWithDetails" minOccurs="0"/>
+                <xsd:element ref="ns4:SharingHintHash" minOccurs="0"/>
+                <xsd:element ref="ns3:MediaServiceDateTaken" minOccurs="0"/>
+                <xsd:element ref="ns3:MediaServiceAutoKeyPoints" minOccurs="0"/>
+                <xsd:element ref="ns3:MediaServiceKeyPoints" minOccurs="0"/>
+                <xsd:element ref="ns3:MediaServiceLocation" minOccurs="0"/>
+                <xsd:element ref="ns3:MediaLengthInSeconds" minOccurs="0"/>
+                <xsd:element ref="ns3:MediaServiceSearchProperties" minOccurs="0"/>
+              </xsd:all>
+            </xsd:complexType>
+          </xsd:element>
+        </xsd:sequence>
+      </xsd:complexType>
+    </xsd:element>
+  </xsd:schema>
+  <xsd:schema xmlns:xsd="http://www.w3.org/2001/XMLSchema" xmlns:xs="http://www.w3.org/2001/XMLSchema" xmlns:dms="http://schemas.microsoft.com/office/2006/documentManagement/types" xmlns:pc="http://schemas.microsoft.com/office/infopath/2007/PartnerControls" targetNamespace="56274229-afbd-461f-b11e-5bd3f2156ea4" elementFormDefault="qualified">
+    <xsd:import namespace="http://schemas.microsoft.com/office/2006/documentManagement/types"/>
+    <xsd:import namespace="http://schemas.microsoft.com/office/infopath/2007/PartnerControls"/>
+    <xsd:element name="MediaServiceMetadata" ma:index="8" nillable="true" ma:displayName="MediaServiceMetadata" ma:hidden="true" ma:internalName="MediaServiceMetadata" ma:readOnly="true">
+      <xsd:simpleType>
+        <xsd:restriction base="dms:Note"/>
+      </xsd:simpleType>
+    </xsd:element>
+    <xsd:element name="MediaServiceFastMetadata" ma:index="9" nillable="true" ma:displayName="MediaServiceFastMetadata" ma:hidden="true" ma:internalName="MediaServiceFastMetadata" ma:readOnly="true">
+      <xsd:simpleType>
+        <xsd:restriction base="dms:Note"/>
+      </xsd:simpleType>
+    </xsd:element>
+    <xsd:element name="MediaServiceAutoTags" ma:index="10" nillable="true" ma:displayName="Tags" ma:internalName="MediaServiceAutoTags" ma:readOnly="true">
+      <xsd:simpleType>
+        <xsd:restriction base="dms:Text"/>
+      </xsd:simpleType>
+    </xsd:element>
+    <xsd:element name="MediaServiceGenerationTime" ma:index="11" nillable="true" ma:displayName="MediaServiceGenerationTime" ma:hidden="true" ma:internalName="MediaServiceGenerationTime" ma:readOnly="true">
+      <xsd:simpleType>
+        <xsd:restriction base="dms:Text"/>
+      </xsd:simpleType>
+    </xsd:element>
+    <xsd:element name="MediaServiceEventHashCode" ma:index="12" nillable="true" ma:displayName="MediaServiceEventHashCode" ma:hidden="true" ma:internalName="MediaServiceEventHashCode" ma:readOnly="true">
+      <xsd:simpleType>
+        <xsd:restriction base="dms:Text"/>
+      </xsd:simpleType>
+    </xsd:element>
+    <xsd:element name="MediaServiceOCR" ma:index="13" nillable="true" ma:displayName="Extracted Text" ma:internalName="MediaServiceOCR" ma:readOnly="true">
+      <xsd:simpleType>
+        <xsd:restriction base="dms:Note">
+          <xsd:maxLength value="255"/>
+        </xsd:restriction>
+      </xsd:simpleType>
+    </xsd:element>
+    <xsd:element name="MediaServiceDateTaken" ma:index="17" nillable="true" ma:displayName="MediaServiceDateTaken" ma:hidden="true" ma:internalName="MediaServiceDateTaken" ma:readOnly="true">
+      <xsd:simpleType>
+        <xsd:restriction base="dms:Text"/>
+      </xsd:simpleType>
+    </xsd:element>
+    <xsd:element name="MediaServiceAutoKeyPoints" ma:index="18" nillable="true" ma:displayName="MediaServiceAutoKeyPoints" ma:hidden="true" ma:internalName="MediaServiceAutoKeyPoints" ma:readOnly="true">
+      <xsd:simpleType>
+        <xsd:restriction base="dms:Note"/>
+      </xsd:simpleType>
+    </xsd:element>
+    <xsd:element name="MediaServiceKeyPoints" ma:index="19" nillable="true" ma:displayName="KeyPoints" ma:internalName="MediaServiceKeyPoints" ma:readOnly="true">
+      <xsd:simpleType>
+        <xsd:restriction base="dms:Note">
+          <xsd:maxLength value="255"/>
+        </xsd:restriction>
+      </xsd:simpleType>
+    </xsd:element>
+    <xsd:element name="MediaServiceLocation" ma:index="20" nillable="true" ma:displayName="Location" ma:internalName="MediaServiceLocation" ma:readOnly="true">
+      <xsd:simpleType>
+        <xsd:restriction base="dms:Text"/>
+      </xsd:simpleType>
+    </xsd:element>
+    <xsd:element name="MediaLengthInSeconds" ma:index="21" nillable="true" ma:displayName="Length (seconds)" ma:internalName="MediaLengthInSeconds" ma:readOnly="true">
+      <xsd:simpleType>
+        <xsd:restriction base="dms:Unknown"/>
+      </xsd:simpleType>
+    </xsd:element>
+    <xsd:element name="MediaServiceSearchProperties" ma:index="22" nillable="true" ma:displayName="MediaServiceSearchProperties" ma:hidden="true" ma:internalName="MediaServiceSearchProperties" ma:readOnly="true">
+      <xsd:simpleType>
+        <xsd:restriction base="dms:Note"/>
+      </xsd:simpleType>
+    </xsd:element>
+  </xsd:schema>
+  <xsd:schema xmlns:xsd="http://www.w3.org/2001/XMLSchema" xmlns:xs="http://www.w3.org/2001/XMLSchema" xmlns:dms="http://schemas.microsoft.com/office/2006/documentManagement/types" xmlns:pc="http://schemas.microsoft.com/office/infopath/2007/PartnerControls" targetNamespace="7afa4cb0-4990-4417-b591-bcc4d74da64e" elementFormDefault="qualified">
+    <xsd:import namespace="http://schemas.microsoft.com/office/2006/documentManagement/types"/>
+    <xsd:import namespace="http://schemas.microsoft.com/office/infopath/2007/PartnerControls"/>
+    <xsd:element name="SharedWithUsers" ma:index="14" nillable="true" ma:displayName="Shared With" ma:internalName="SharedWithUsers" ma:readOnly="true">
+      <xsd:complexType>
+        <xsd:complexContent>
+          <xsd:extension base="dms:UserMulti">
+            <xsd:sequence>
+              <xsd:element name="UserInfo" minOccurs="0" maxOccurs="unbounded">
+                <xsd:complexType>
+                  <xsd:sequence>
+                    <xsd:element name="DisplayName" type="xsd:string" minOccurs="0"/>
+                    <xsd:element name="AccountId" type="dms:UserId" minOccurs="0" nillable="true"/>
+                    <xsd:element name="AccountType" type="xsd:string" minOccurs="0"/>
+                  </xsd:sequence>
+                </xsd:complexType>
+              </xsd:element>
+            </xsd:sequence>
+          </xsd:extension>
+        </xsd:complexContent>
+      </xsd:complexType>
+    </xsd:element>
+    <xsd:element name="SharedWithDetails" ma:index="15" nillable="true" ma:displayName="Shared With Details" ma:internalName="SharedWithDetails" ma:readOnly="true">
+      <xsd:simpleType>
+        <xsd:restriction base="dms:Note">
+          <xsd:maxLength value="255"/>
+        </xsd:restriction>
+      </xsd:simpleType>
+    </xsd:element>
+    <xsd:element name="SharingHintHash" ma:index="16" nillable="true" ma:displayName="Sharing Hint Hash" ma:hidden="true" ma:internalName="SharingHintHash" ma:readOnly="true">
+      <xsd:simpleType>
+        <xsd:restriction base="dms:Text"/>
+      </xsd:simpleType>
+    </xsd:element>
+  </xsd:schema>
+  <xsd:schema xmlns="http://schemas.openxmlformats.org/package/2006/metadata/core-properties" xmlns:xsd="http://www.w3.org/2001/XMLSchema" xmlns:xsi="http://www.w3.org/2001/XMLSchema-instance" xmlns:dc="http://purl.org/dc/elements/1.1/" xmlns:dcterms="http://purl.org/dc/terms/" xmlns:odoc="http://schemas.microsoft.com/internal/obd" targetNamespace="http://schemas.openxmlformats.org/package/2006/metadata/core-properties" elementFormDefault="qualified" attributeFormDefault="unqualified" blockDefault="#all">
+    <xsd:import namespace="http://purl.org/dc/elements/1.1/" schemaLocation="http://dublincore.org/schemas/xmls/qdc/2003/04/02/dc.xsd"/>
+    <xsd:import namespace="http://purl.org/dc/terms/" schemaLocation="http://dublincore.org/schemas/xmls/qdc/2003/04/02/dcterms.xsd"/>
+    <xsd:element name="coreProperties" type="CT_coreProperties"/>
+    <xsd:complexType name="CT_coreProperties">
+      <xsd:all>
+        <xsd:element ref="dc:creator" minOccurs="0" maxOccurs="1"/>
+        <xsd:element ref="dcterms:created" minOccurs="0" maxOccurs="1"/>
+        <xsd:element ref="dc:identifier" minOccurs="0" maxOccurs="1"/>
+        <xsd:element name="contentType" minOccurs="0" maxOccurs="1" type="xsd:string" ma:index="0" ma:displayName="Content Type"/>
+        <xsd:element ref="dc:title" minOccurs="0" maxOccurs="1" ma:index="4" ma:displayName="Title"/>
+        <xsd:element ref="dc:subject" minOccurs="0" maxOccurs="1"/>
+        <xsd:element ref="dc:description" minOccurs="0" maxOccurs="1"/>
+        <xsd:element name="keywords" minOccurs="0" maxOccurs="1" type="xsd:string"/>
+        <xsd:element ref="dc:language" minOccurs="0" maxOccurs="1"/>
+        <xsd:element name="category" minOccurs="0" maxOccurs="1" type="xsd:string"/>
+        <xsd:element name="version" minOccurs="0" maxOccurs="1" type="xsd:string"/>
+        <xsd:element name="revision" minOccurs="0" maxOccurs="1" type="xsd:string">
+          <xsd:annotation>
+            <xsd:documentation>
+                        This value indicates the number of saves or revisions. The application is responsible for updating this value after each revision.
+                    </xsd:documentation>
+          </xsd:annotation>
+        </xsd:element>
+        <xsd:element name="lastModifiedBy" minOccurs="0" maxOccurs="1" type="xsd:string"/>
+        <xsd:element ref="dcterms:modified" minOccurs="0" maxOccurs="1"/>
+        <xsd:element name="contentStatus" minOccurs="0" maxOccurs="1" type="xsd:string"/>
+      </xsd:all>
+    </xsd:complexType>
+  </xsd:schema>
+  <xs:schema xmlns:pc="http://schemas.microsoft.com/office/infopath/2007/PartnerControls" xmlns:xs="http://www.w3.org/2001/XMLSchema" targetNamespace="http://schemas.microsoft.com/office/infopath/2007/PartnerControls" elementFormDefault="qualified" attributeFormDefault="unqualified">
+    <xs:element name="Person">
+      <xs:complexType>
+        <xs:sequence>
+          <xs:element ref="pc:DisplayName" minOccurs="0"/>
+          <xs:element ref="pc:AccountId" minOccurs="0"/>
+          <xs:element ref="pc:AccountType" minOccurs="0"/>
+        </xs:sequence>
+      </xs:complexType>
+    </xs:element>
+    <xs:element name="DisplayName" type="xs:string"/>
+    <xs:element name="AccountId" type="xs:string"/>
+    <xs:element name="AccountType" type="xs:string"/>
+    <xs:element name="BDCAssociatedEntity">
+      <xs:complexType>
+        <xs:sequence>
+          <xs:element ref="pc:BDCEntity" minOccurs="0" maxOccurs="unbounded"/>
+        </xs:sequence>
+        <xs:attribute ref="pc:EntityNamespace"/>
+        <xs:attribute ref="pc:EntityName"/>
+        <xs:attribute ref="pc:SystemInstanceName"/>
+        <xs:attribute ref="pc:AssociationName"/>
+      </xs:complexType>
+    </xs:element>
+    <xs:attribute name="EntityNamespace" type="xs:string"/>
+    <xs:attribute name="EntityName" type="xs:string"/>
+    <xs:attribute name="SystemInstanceName" type="xs:string"/>
+    <xs:attribute name="AssociationName" type="xs:string"/>
+    <xs:element name="BDCEntity">
+      <xs:complexType>
+        <xs:sequence>
+          <xs:element ref="pc:EntityDisplayName" minOccurs="0"/>
+          <xs:element ref="pc:EntityInstanceReference" minOccurs="0"/>
+          <xs:element ref="pc:EntityId1" minOccurs="0"/>
+          <xs:element ref="pc:EntityId2" minOccurs="0"/>
+          <xs:element ref="pc:EntityId3" minOccurs="0"/>
+          <xs:element ref="pc:EntityId4" minOccurs="0"/>
+          <xs:element ref="pc:EntityId5" minOccurs="0"/>
+        </xs:sequence>
+      </xs:complexType>
+    </xs:element>
+    <xs:element name="EntityDisplayName" type="xs:string"/>
+    <xs:element name="EntityInstanceReference" type="xs:string"/>
+    <xs:element name="EntityId1" type="xs:string"/>
+    <xs:element name="EntityId2" type="xs:string"/>
+    <xs:element name="EntityId3" type="xs:string"/>
+    <xs:element name="EntityId4" type="xs:string"/>
+    <xs:element name="EntityId5" type="xs:string"/>
+    <xs:element name="Terms">
+      <xs:complexType>
+        <xs:sequence>
+          <xs:element ref="pc:TermInfo" minOccurs="0" maxOccurs="unbounded"/>
+        </xs:sequence>
+      </xs:complexType>
+    </xs:element>
+    <xs:element name="TermInfo">
+      <xs:complexType>
+        <xs:sequence>
+          <xs:element ref="pc:TermName" minOccurs="0"/>
+          <xs:element ref="pc:TermId" minOccurs="0"/>
+        </xs:sequence>
+      </xs:complexType>
+    </xs:element>
+    <xs:element name="TermName" type="xs:string"/>
+    <xs:element name="TermId" type="xs:string"/>
+  </xs:schema>
+</ct:contentTypeSchema>
+</file>
+
+<file path=customXml/item2.xml><?xml version="1.0" encoding="utf-8"?>
 <b:Sources xmlns:b="http://schemas.openxmlformats.org/officeDocument/2006/bibliography" xmlns="http://schemas.openxmlformats.org/officeDocument/2006/bibliography" SelectedStyle="\APA.XSL" StyleName="APA"/>
 </file>
 
+<file path=customXml/item3.xml><?xml version="1.0" encoding="utf-8"?>
+<p:properties xmlns:p="http://schemas.microsoft.com/office/2006/metadata/properties" xmlns:xsi="http://www.w3.org/2001/XMLSchema-instance" xmlns:pc="http://schemas.microsoft.com/office/infopath/2007/PartnerControls">
+  <documentManagement/>
+</p:properties>
+</file>
+
+<file path=customXml/item4.xml><?xml version="1.0" encoding="utf-8"?>
+<?mso-contentType ?>
+<FormTemplates xmlns="http://schemas.microsoft.com/sharepoint/v3/contenttype/forms">
+  <Display>DocumentLibraryForm</Display>
+  <Edit>DocumentLibraryForm</Edit>
+  <New>DocumentLibraryForm</New>
+</FormTemplates>
+</file>
+
 <file path=customXml/itemProps1.xml><?xml version="1.0" encoding="utf-8"?>
+<ds:datastoreItem xmlns:ds="http://schemas.openxmlformats.org/officeDocument/2006/customXml" ds:itemID="{DB5BBB5F-0D9D-4CA0-B251-544296F8F66D}">
+  <ds:schemaRefs>
+    <ds:schemaRef ds:uri="http://schemas.microsoft.com/office/2006/metadata/contentType"/>
+    <ds:schemaRef ds:uri="http://schemas.microsoft.com/office/2006/metadata/properties/metaAttributes"/>
+    <ds:schemaRef ds:uri="http://www.w3.org/2001/XMLSchema"/>
+    <ds:schemaRef ds:uri="http://schemas.microsoft.com/office/2006/metadata/properties"/>
+    <ds:schemaRef ds:uri="56274229-afbd-461f-b11e-5bd3f2156ea4"/>
+    <ds:schemaRef ds:uri="7afa4cb0-4990-4417-b591-bcc4d74da64e"/>
+    <ds:schemaRef ds:uri="http://schemas.microsoft.com/office/2006/documentManagement/types"/>
+    <ds:schemaRef ds:uri="http://schemas.microsoft.com/office/infopath/2007/PartnerControls"/>
+    <ds:schemaRef ds:uri="http://schemas.openxmlformats.org/package/2006/metadata/core-properties"/>
+    <ds:schemaRef ds:uri="http://purl.org/dc/elements/1.1/"/>
+    <ds:schemaRef ds:uri="http://purl.org/dc/terms/"/>
+    <ds:schemaRef ds:uri="http://schemas.microsoft.com/internal/obd"/>
+  </ds:schemaRefs>
+</ds:datastoreItem>
+</file>
+
+<file path=customXml/itemProps2.xml><?xml version="1.0" encoding="utf-8"?>
 <ds:datastoreItem xmlns:ds="http://schemas.openxmlformats.org/officeDocument/2006/customXml" ds:itemID="{A0C8B916-7B1D-470E-8E36-2960C0AF9159}">
   <ds:schemaRefs>
     <ds:schemaRef ds:uri="http://schemas.openxmlformats.org/officeDocument/2006/bibliography"/>
   </ds:schemaRefs>
 </ds:datastoreItem>
+</file>
+
+<file path=customXml/itemProps3.xml><?xml version="1.0" encoding="utf-8"?>
+<ds:datastoreItem xmlns:ds="http://schemas.openxmlformats.org/officeDocument/2006/customXml" ds:itemID="{6460FD3E-EBC1-43D1-BC60-8F2298725FBB}">
+  <ds:schemaRefs>
+    <ds:schemaRef ds:uri="56274229-afbd-461f-b11e-5bd3f2156ea4"/>
+    <ds:schemaRef ds:uri="http://schemas.microsoft.com/office/infopath/2007/PartnerControls"/>
+    <ds:schemaRef ds:uri="http://purl.org/dc/elements/1.1/"/>
+    <ds:schemaRef ds:uri="http://schemas.microsoft.com/office/2006/documentManagement/types"/>
+    <ds:schemaRef ds:uri="http://purl.org/dc/dcmitype/"/>
+    <ds:schemaRef ds:uri="7afa4cb0-4990-4417-b591-bcc4d74da64e"/>
+    <ds:schemaRef ds:uri="http://schemas.openxmlformats.org/package/2006/metadata/core-properties"/>
+    <ds:schemaRef ds:uri="http://schemas.microsoft.com/office/2006/metadata/properties"/>
+    <ds:schemaRef ds:uri="http://www.w3.org/XML/1998/namespace"/>
+    <ds:schemaRef ds:uri="http://purl.org/dc/terms/"/>
+  </ds:schemaRefs>
+</ds:datastoreItem>
+</file>
+
+<file path=customXml/itemProps4.xml><?xml version="1.0" encoding="utf-8"?>
+<ds:datastoreItem xmlns:ds="http://schemas.openxmlformats.org/officeDocument/2006/customXml" ds:itemID="{A4F9583D-50B2-4A34-B6EC-38A80F9C9BA3}">
+  <ds:schemaRefs>
+    <ds:schemaRef ds:uri="http://schemas.microsoft.com/sharepoint/v3/contenttype/forms"/>
+  </ds:schemaRefs>
+</ds:datastoreItem>
 </file>
--- a/app/bin/main/Surname_SessionNumber_IBCS_IA/IA_Solution_zip/Documentation/Crit_B_Design.docx
+++ b/app/bin/main/Surname_SessionNumber_IBCS_IA/IA_Solution_zip/Documentation/Crit_B_Design.docx
@@ -161,17 +161,18 @@
         <w:tab/>
       </w:r>
     </w:p>
+    <w:p/>
+    <w:p/>
+    <w:p/>
+    <w:p/>
+    <w:p/>
     <w:p>
+      <w:pPr>
+        <w:ind w:left="2880" w:firstLine="720"/>
+      </w:pPr>
       <w:r>
-        <w:tab/>
-      </w:r>
-      <w:r>
-        <w:tab/>
-      </w:r>
-    </w:p>
-    <w:p>
-      <w:r>
-        <w:tab/>
+        <w:lastRenderedPageBreak/>
+        <w:t>Text Function:</w:t>
       </w:r>
       <w:r>
         <w:tab/>
@@ -186,31 +187,16 @@
         <w:tab/>
       </w:r>
     </w:p>
-    <w:p/>
-    <w:p/>
-    <w:p/>
-    <w:p>
-      <w:pPr>
-        <w:ind w:left="2880" w:firstLine="720"/>
-      </w:pPr>
-      <w:r>
-        <w:lastRenderedPageBreak/>
-        <w:t xml:space="preserve">Text </w:t>
-      </w:r>
-      <w:r>
-        <w:t>Function:</w:t>
-      </w:r>
-    </w:p>
     <w:p>
       <w:r>
         <w:rPr>
           <w:noProof/>
         </w:rPr>
         <w:drawing>
-          <wp:inline distT="0" distB="0" distL="0" distR="0" wp14:anchorId="639B7B6A" wp14:editId="648E9808">
-            <wp:extent cx="5362575" cy="6105525"/>
-            <wp:effectExtent l="0" t="0" r="0" b="0"/>
-            <wp:docPr id="3" name="Picture 3"/>
+          <wp:inline distT="0" distB="0" distL="0" distR="0" wp14:anchorId="1E8431A7" wp14:editId="544232A2">
+            <wp:extent cx="5734050" cy="4238625"/>
+            <wp:effectExtent l="0" t="0" r="0" b="9525"/>
+            <wp:docPr id="5" name="Picture 5"/>
             <wp:cNvGraphicFramePr>
               <a:graphicFrameLocks xmlns:a="http://schemas.openxmlformats.org/drawingml/2006/main" noChangeAspect="1"/>
             </wp:cNvGraphicFramePr>
@@ -218,7 +204,7 @@
               <a:graphicData uri="http://schemas.openxmlformats.org/drawingml/2006/picture">
                 <pic:pic xmlns:pic="http://schemas.openxmlformats.org/drawingml/2006/picture">
                   <pic:nvPicPr>
-                    <pic:cNvPr id="0" name="Picture 3"/>
+                    <pic:cNvPr id="0" name="Picture 1"/>
                     <pic:cNvPicPr>
                       <a:picLocks noChangeAspect="1" noChangeArrowheads="1"/>
                     </pic:cNvPicPr>
@@ -239,7 +225,7 @@
                   <pic:spPr bwMode="auto">
                     <a:xfrm>
                       <a:off x="0" y="0"/>
-                      <a:ext cx="5362575" cy="6105525"/>
+                      <a:ext cx="5734050" cy="4238625"/>
                     </a:xfrm>
                     <a:prstGeom prst="rect">
                       <a:avLst/>
@@ -256,6 +242,8 @@
         </w:drawing>
       </w:r>
     </w:p>
+    <w:p/>
+    <w:p/>
     <w:p/>
     <w:p>
       <w:r>
@@ -276,6 +264,26 @@
     <w:p/>
     <w:p/>
     <w:p/>
+    <w:p>
+      <w:pPr>
+        <w:ind w:left="2880" w:firstLine="720"/>
+      </w:pPr>
+    </w:p>
+    <w:p>
+      <w:pPr>
+        <w:ind w:left="2880" w:firstLine="720"/>
+      </w:pPr>
+    </w:p>
+    <w:p>
+      <w:pPr>
+        <w:ind w:left="2880" w:firstLine="720"/>
+      </w:pPr>
+    </w:p>
+    <w:p>
+      <w:pPr>
+        <w:ind w:left="2880" w:firstLine="720"/>
+      </w:pPr>
+    </w:p>
     <w:p>
       <w:pPr>
         <w:ind w:left="2880" w:firstLine="720"/>
@@ -359,7 +367,61 @@
         <w:t>UML (Class Connection):</w:t>
       </w:r>
     </w:p>
-    <w:p/>
+    <w:p>
+      <w:r>
+        <w:rPr>
+          <w:noProof/>
+        </w:rPr>
+        <w:drawing>
+          <wp:inline distT="0" distB="0" distL="0" distR="0" wp14:anchorId="2F4E0A42" wp14:editId="71246052">
+            <wp:extent cx="5724525" cy="4762500"/>
+            <wp:effectExtent l="0" t="0" r="9525" b="0"/>
+            <wp:docPr id="8" name="Picture 8"/>
+            <wp:cNvGraphicFramePr>
+              <a:graphicFrameLocks xmlns:a="http://schemas.openxmlformats.org/drawingml/2006/main" noChangeAspect="1"/>
+            </wp:cNvGraphicFramePr>
+            <a:graphic xmlns:a="http://schemas.openxmlformats.org/drawingml/2006/main">
+              <a:graphicData uri="http://schemas.openxmlformats.org/drawingml/2006/picture">
+                <pic:pic xmlns:pic="http://schemas.openxmlformats.org/drawingml/2006/picture">
+                  <pic:nvPicPr>
+                    <pic:cNvPr id="0" name="Picture 4"/>
+                    <pic:cNvPicPr>
+                      <a:picLocks noChangeAspect="1" noChangeArrowheads="1"/>
+                    </pic:cNvPicPr>
+                  </pic:nvPicPr>
+                  <pic:blipFill>
+                    <a:blip r:embed="rId13">
+                      <a:extLst>
+                        <a:ext uri="{28A0092B-C50C-407E-A947-70E740481C1C}">
+                          <a14:useLocalDpi xmlns:a14="http://schemas.microsoft.com/office/drawing/2010/main" val="0"/>
+                        </a:ext>
+                      </a:extLst>
+                    </a:blip>
+                    <a:srcRect/>
+                    <a:stretch>
+                      <a:fillRect/>
+                    </a:stretch>
+                  </pic:blipFill>
+                  <pic:spPr bwMode="auto">
+                    <a:xfrm>
+                      <a:off x="0" y="0"/>
+                      <a:ext cx="5724525" cy="4762500"/>
+                    </a:xfrm>
+                    <a:prstGeom prst="rect">
+                      <a:avLst/>
+                    </a:prstGeom>
+                    <a:noFill/>
+                    <a:ln>
+                      <a:noFill/>
+                    </a:ln>
+                  </pic:spPr>
+                </pic:pic>
+              </a:graphicData>
+            </a:graphic>
+          </wp:inline>
+        </w:drawing>
+      </w:r>
+    </w:p>
     <w:sectPr>
       <w:pgSz w:w="11906" w:h="16838"/>
       <w:pgMar w:top="1440" w:right="1440" w:bottom="1440" w:left="1440" w:header="708" w:footer="708" w:gutter="0"/>
@@ -4437,6 +4499,25 @@
 </file>
 
 <file path=customXml/item1.xml><?xml version="1.0" encoding="utf-8"?>
+<?mso-contentType ?>
+<FormTemplates xmlns="http://schemas.microsoft.com/sharepoint/v3/contenttype/forms">
+  <Display>DocumentLibraryForm</Display>
+  <Edit>DocumentLibraryForm</Edit>
+  <New>DocumentLibraryForm</New>
+</FormTemplates>
+</file>
+
+<file path=customXml/item2.xml><?xml version="1.0" encoding="utf-8"?>
+<p:properties xmlns:p="http://schemas.microsoft.com/office/2006/metadata/properties" xmlns:xsi="http://www.w3.org/2001/XMLSchema-instance" xmlns:pc="http://schemas.microsoft.com/office/infopath/2007/PartnerControls">
+  <documentManagement/>
+</p:properties>
+</file>
+
+<file path=customXml/item3.xml><?xml version="1.0" encoding="utf-8"?>
+<b:Sources xmlns:b="http://schemas.openxmlformats.org/officeDocument/2006/bibliography" xmlns="http://schemas.openxmlformats.org/officeDocument/2006/bibliography" SelectedStyle="\APA.XSL" StyleName="APA"/>
+</file>
+
+<file path=customXml/item4.xml><?xml version="1.0" encoding="utf-8"?>
 <ct:contentTypeSchema xmlns:ct="http://schemas.microsoft.com/office/2006/metadata/contentType" xmlns:ma="http://schemas.microsoft.com/office/2006/metadata/properties/metaAttributes" ct:_="" ma:_="" ma:contentTypeName="Document" ma:contentTypeID="0x010100F93FDF6E0178D94A896BA8D23198D55B" ma:contentTypeVersion="15" ma:contentTypeDescription="Create a new document." ma:contentTypeScope="" ma:versionID="322bf9cb525ac7c9edf875ff45e37bc4">
   <xsd:schema xmlns:xsd="http://www.w3.org/2001/XMLSchema" xmlns:xs="http://www.w3.org/2001/XMLSchema" xmlns:p="http://schemas.microsoft.com/office/2006/metadata/properties" xmlns:ns3="56274229-afbd-461f-b11e-5bd3f2156ea4" xmlns:ns4="7afa4cb0-4990-4417-b591-bcc4d74da64e" targetNamespace="http://schemas.microsoft.com/office/2006/metadata/properties" ma:root="true" ma:fieldsID="e359e2f663321321e1d845d2edc46f3e" ns3:_="" ns4:_="">
     <xsd:import namespace="56274229-afbd-461f-b11e-5bd3f2156ea4"/>
@@ -4671,26 +4752,32 @@
 </ct:contentTypeSchema>
 </file>
 
-<file path=customXml/item2.xml><?xml version="1.0" encoding="utf-8"?>
-<b:Sources xmlns:b="http://schemas.openxmlformats.org/officeDocument/2006/bibliography" xmlns="http://schemas.openxmlformats.org/officeDocument/2006/bibliography" SelectedStyle="\APA.XSL" StyleName="APA"/>
+<file path=customXml/itemProps1.xml><?xml version="1.0" encoding="utf-8"?>
+<ds:datastoreItem xmlns:ds="http://schemas.openxmlformats.org/officeDocument/2006/customXml" ds:itemID="{A4F9583D-50B2-4A34-B6EC-38A80F9C9BA3}">
+  <ds:schemaRefs>
+    <ds:schemaRef ds:uri="http://schemas.microsoft.com/sharepoint/v3/contenttype/forms"/>
+  </ds:schemaRefs>
+</ds:datastoreItem>
 </file>
 
-<file path=customXml/item3.xml><?xml version="1.0" encoding="utf-8"?>
-<p:properties xmlns:p="http://schemas.microsoft.com/office/2006/metadata/properties" xmlns:xsi="http://www.w3.org/2001/XMLSchema-instance" xmlns:pc="http://schemas.microsoft.com/office/infopath/2007/PartnerControls">
-  <documentManagement/>
-</p:properties>
+<file path=customXml/itemProps2.xml><?xml version="1.0" encoding="utf-8"?>
+<ds:datastoreItem xmlns:ds="http://schemas.openxmlformats.org/officeDocument/2006/customXml" ds:itemID="{6460FD3E-EBC1-43D1-BC60-8F2298725FBB}">
+  <ds:schemaRefs>
+    <ds:schemaRef ds:uri="http://schemas.microsoft.com/office/2006/metadata/properties"/>
+    <ds:schemaRef ds:uri="http://schemas.microsoft.com/office/infopath/2007/PartnerControls"/>
+  </ds:schemaRefs>
+</ds:datastoreItem>
 </file>
 
-<file path=customXml/item4.xml><?xml version="1.0" encoding="utf-8"?>
-<?mso-contentType ?>
-<FormTemplates xmlns="http://schemas.microsoft.com/sharepoint/v3/contenttype/forms">
-  <Display>DocumentLibraryForm</Display>
-  <Edit>DocumentLibraryForm</Edit>
-  <New>DocumentLibraryForm</New>
-</FormTemplates>
+<file path=customXml/itemProps3.xml><?xml version="1.0" encoding="utf-8"?>
+<ds:datastoreItem xmlns:ds="http://schemas.openxmlformats.org/officeDocument/2006/customXml" ds:itemID="{A0C8B916-7B1D-470E-8E36-2960C0AF9159}">
+  <ds:schemaRefs>
+    <ds:schemaRef ds:uri="http://schemas.openxmlformats.org/officeDocument/2006/bibliography"/>
+  </ds:schemaRefs>
+</ds:datastoreItem>
 </file>
 
-<file path=customXml/itemProps1.xml><?xml version="1.0" encoding="utf-8"?>
+<file path=customXml/itemProps4.xml><?xml version="1.0" encoding="utf-8"?>
 <ds:datastoreItem xmlns:ds="http://schemas.openxmlformats.org/officeDocument/2006/customXml" ds:itemID="{DB5BBB5F-0D9D-4CA0-B251-544296F8F66D}">
   <ds:schemaRefs>
     <ds:schemaRef ds:uri="http://schemas.microsoft.com/office/2006/metadata/contentType"/>
@@ -4707,37 +4794,4 @@
     <ds:schemaRef ds:uri="http://schemas.microsoft.com/internal/obd"/>
   </ds:schemaRefs>
 </ds:datastoreItem>
-</file>
-
-<file path=customXml/itemProps2.xml><?xml version="1.0" encoding="utf-8"?>
-<ds:datastoreItem xmlns:ds="http://schemas.openxmlformats.org/officeDocument/2006/customXml" ds:itemID="{A0C8B916-7B1D-470E-8E36-2960C0AF9159}">
-  <ds:schemaRefs>
-    <ds:schemaRef ds:uri="http://schemas.openxmlformats.org/officeDocument/2006/bibliography"/>
-  </ds:schemaRefs>
-</ds:datastoreItem>
-</file>
-
-<file path=customXml/itemProps3.xml><?xml version="1.0" encoding="utf-8"?>
-<ds:datastoreItem xmlns:ds="http://schemas.openxmlformats.org/officeDocument/2006/customXml" ds:itemID="{6460FD3E-EBC1-43D1-BC60-8F2298725FBB}">
-  <ds:schemaRefs>
-    <ds:schemaRef ds:uri="56274229-afbd-461f-b11e-5bd3f2156ea4"/>
-    <ds:schemaRef ds:uri="http://schemas.microsoft.com/office/infopath/2007/PartnerControls"/>
-    <ds:schemaRef ds:uri="http://purl.org/dc/elements/1.1/"/>
-    <ds:schemaRef ds:uri="http://schemas.microsoft.com/office/2006/documentManagement/types"/>
-    <ds:schemaRef ds:uri="http://purl.org/dc/dcmitype/"/>
-    <ds:schemaRef ds:uri="7afa4cb0-4990-4417-b591-bcc4d74da64e"/>
-    <ds:schemaRef ds:uri="http://schemas.openxmlformats.org/package/2006/metadata/core-properties"/>
-    <ds:schemaRef ds:uri="http://schemas.microsoft.com/office/2006/metadata/properties"/>
-    <ds:schemaRef ds:uri="http://www.w3.org/XML/1998/namespace"/>
-    <ds:schemaRef ds:uri="http://purl.org/dc/terms/"/>
-  </ds:schemaRefs>
-</ds:datastoreItem>
-</file>
-
-<file path=customXml/itemProps4.xml><?xml version="1.0" encoding="utf-8"?>
-<ds:datastoreItem xmlns:ds="http://schemas.openxmlformats.org/officeDocument/2006/customXml" ds:itemID="{A4F9583D-50B2-4A34-B6EC-38A80F9C9BA3}">
-  <ds:schemaRefs>
-    <ds:schemaRef ds:uri="http://schemas.microsoft.com/sharepoint/v3/contenttype/forms"/>
-  </ds:schemaRefs>
-</ds:datastoreItem>
 </file>